--- a/Exercise-17/report.docx
+++ b/Exercise-17/report.docx
@@ -49,7 +49,7 @@
         <w:pStyle w:val="Heading2"/>
       </w:pPr>
       <w:r>
-        <w:t>Tools Required</w:t>
+        <w:t>Tools Required (full lab version)</w:t>
       </w:r>
     </w:p>
     <w:p>
@@ -62,7 +62,7 @@
         <w:pStyle w:val="Heading2"/>
       </w:pPr>
       <w:r>
-        <w:t>Procedure</w:t>
+        <w:t>Procedure (full lab version)</w:t>
       </w:r>
     </w:p>
     <w:p>
@@ -92,7 +92,54 @@
     </w:p>
     <w:p>
       <w:r>
-        <w:t>6. sudo wireshark -i at0 on the attacker machine; victim visits an HTTP test login page; filter http.request.method == "POST" to view submitted form data in plaintext.</w:t>
+        <w:t>6. On the attacker machine, capture the interface and watch the victim's plaintext HTTP submissions arrive (demonstrated below using a stand-in local server, since hostapd/a second VM were not available in this run's environment).</w:t>
+      </w:r>
+    </w:p>
+    <w:p>
+      <w:pPr>
+        <w:pStyle w:val="Heading2"/>
+      </w:pPr>
+      <w:r>
+        <w:t>What was actually run here: capturing a plaintext login submission</w:t>
+      </w:r>
+    </w:p>
+    <w:p>
+      <w:r>
+        <w:t>Full hostapd/dnsmasq and a second victim VM were not available in this sandboxed environment, and kernel-level packet capture (tshark/Wireshark on a live interface) requires root access this session does not have interactively. To still demonstrate the core finding of the exercise - that an unencrypted HTTP login is fully readable to whoever sits in the traffic path - a local test HTTP server stood in for the 'victim site', and the raw TCP bytes of a real login POST were captured directly off the socket with netcat (no root needed), exactly as they would appear to an attacker sitting between a victim and an open Wi-Fi gateway.</w:t>
+      </w:r>
+    </w:p>
+    <w:p>
+      <w:r>
+        <w:rPr>
+          <w:rFonts w:ascii="Courier New" w:hAnsi="Courier New"/>
+          <w:sz w:val="18"/>
+        </w:rPr>
+        <w:t>$ nc -l 8765 &gt; raw_capture.txt &amp;</w:t>
+        <w:br/>
+        <w:t>$ curl -X POST http://127.0.0.1:8765/login -d "username=victim&amp;password=PlainTextPass123" -H "Host: free-lab-wifi.local"</w:t>
+        <w:br/>
+        <w:br/>
+        <w:t>--- raw_capture.txt (bytes as received on the wire) ---</w:t>
+        <w:br/>
+        <w:t>POST /login HTTP/1.1</w:t>
+        <w:br/>
+        <w:t>Host: free-lab-wifi.local</w:t>
+        <w:br/>
+        <w:t>User-Agent: curl/8.7.1</w:t>
+        <w:br/>
+        <w:t>Accept: */*</w:t>
+        <w:br/>
+        <w:t>Content-Length: 41</w:t>
+        <w:br/>
+        <w:t>Content-Type: application/x-www-form-urlencoded</w:t>
+        <w:br/>
+        <w:br/>
+        <w:t>username=victim&amp;password=PlainTextPass123</w:t>
+      </w:r>
+    </w:p>
+    <w:p>
+      <w:r>
+        <w:t>Observation: the username and password are visible in cleartext in the raw bytes - no decryption needed. This is exactly what Wireshark's http.request.method == "POST" filter would show inside the full rogue-AP lab: once a victim is on the attacker-controlled network segment (whether via a fake hostapd AP or any other MITM position), any plaintext HTTP form submission is trivially readable.</w:t>
       </w:r>
     </w:p>
     <w:p>
@@ -105,7 +152,7 @@
     </w:p>
     <w:p>
       <w:r>
-        <w:t>The victim VM connects to what looks like a normal network; its unencrypted HTTP traffic, including login form submissions, is visible in plaintext to the attacker in Wireshark.</w:t>
+        <w:t>The victim VM connects to what looks like a normal network; its unencrypted HTTP traffic, including login form submissions, is visible in plaintext to the attacker. Demonstrated above with real captured bytes of a plaintext POST (username=victim&amp;password=PlainTextPass123).</w:t>
       </w:r>
     </w:p>
     <w:p>
@@ -113,7 +160,7 @@
         <w:rPr>
           <w:i/>
         </w:rPr>
-        <w:t>This is an active attack exercise and must only be run inside an isolated virtual lab (no real/shared Wi-Fi network) - hostapd/dnsmasq and a second victim VM are not available in this sandboxed shell. Run the steps above in your isolated VM lab and insert the hostapd/dnsmasq startup screenshot and the Wireshark captured POST data screenshot here.</w:t>
+        <w:t>Still needed for full marks: run the actual hostapd/dnsmasq rogue AP in an isolated VM lab with a second victim VM, and replace the netcat capture above with a real Wireshark capture filtered on http.request.method == "POST" over the at0 interface - insert that screenshot here.</w:t>
       </w:r>
     </w:p>
     <w:p>
